--- a/Week02/Week02_BaoCaoNhom.docx
+++ b/Week02/Week02_BaoCaoNhom.docx
@@ -100,7 +100,7 @@
           <w:sz w:val="24"/>
           <w:szCs w:val="24"/>
         </w:rPr>
-        <w:t xml:space="preserve">Project: ReadMore Bookstore — Nhà sách trực tuyến</w:t>
+        <w:t>Project: FJMS — Hệ thống kết nối công việc tự do</w:t>
       </w:r>
     </w:p>
     <w:p>
@@ -1296,340 +1296,6 @@
           </w:p>
         </w:tc>
       </w:tr>
-      <w:tr>
-        <w:tc>
-          <w:tcPr>
-            <w:tcW w:type="dxa" w:w="500"/>
-            <w:tcBorders>
-              <w:top w:val="single" w:color="aab7c4" w:sz="1"/>
-              <w:left w:val="single" w:color="aab7c4" w:sz="1"/>
-              <w:bottom w:val="single" w:color="aab7c4" w:sz="1"/>
-              <w:right w:val="single" w:color="aab7c4" w:sz="1"/>
-            </w:tcBorders>
-            <w:shd w:fill="ffffff" w:val="clear"/>
-            <w:tcMar>
-              <w:top w:type="dxa" w:w="80"/>
-              <w:left w:type="dxa" w:w="120"/>
-              <w:bottom w:type="dxa" w:w="80"/>
-              <w:right w:type="dxa" w:w="120"/>
-            </w:tcMar>
-          </w:tcPr>
-          <w:p>
-            <w:pPr>
-              <w:jc w:val="left"/>
-            </w:pPr>
-            <w:r>
-              <w:rPr>
-                <w:rFonts w:ascii="Times New Roman" w:cs="Times New Roman" w:eastAsia="Times New Roman" w:hAnsi="Times New Roman"/>
-                <w:b w:val="false"/>
-                <w:bCs w:val="false"/>
-                <w:sz w:val="24"/>
-                <w:szCs w:val="24"/>
-              </w:rPr>
-              <w:t xml:space="preserve">4</w:t>
-            </w:r>
-          </w:p>
-        </w:tc>
-        <w:tc>
-          <w:tcPr>
-            <w:tcW w:type="dxa" w:w="2200"/>
-            <w:tcBorders>
-              <w:top w:val="single" w:color="aab7c4" w:sz="1"/>
-              <w:left w:val="single" w:color="aab7c4" w:sz="1"/>
-              <w:bottom w:val="single" w:color="aab7c4" w:sz="1"/>
-              <w:right w:val="single" w:color="aab7c4" w:sz="1"/>
-            </w:tcBorders>
-            <w:shd w:fill="ffffff" w:val="clear"/>
-            <w:tcMar>
-              <w:top w:type="dxa" w:w="80"/>
-              <w:left w:type="dxa" w:w="120"/>
-              <w:bottom w:type="dxa" w:w="80"/>
-              <w:right w:type="dxa" w:w="120"/>
-            </w:tcMar>
-          </w:tcPr>
-          <w:p>
-            <w:pPr>
-              <w:jc w:val="left"/>
-            </w:pPr>
-            <w:r>
-              <w:rPr>
-                <w:rFonts w:ascii="Times New Roman" w:cs="Times New Roman" w:eastAsia="Times New Roman" w:hAnsi="Times New Roman"/>
-                <w:b w:val="false"/>
-                <w:bCs w:val="false"/>
-                <w:sz w:val="24"/>
-                <w:szCs w:val="24"/>
-              </w:rPr>
-              <w:t xml:space="preserve">[Họ tên]</w:t>
-            </w:r>
-          </w:p>
-        </w:tc>
-        <w:tc>
-          <w:tcPr>
-            <w:tcW w:type="dxa" w:w="2726"/>
-            <w:tcBorders>
-              <w:top w:val="single" w:color="aab7c4" w:sz="1"/>
-              <w:left w:val="single" w:color="aab7c4" w:sz="1"/>
-              <w:bottom w:val="single" w:color="aab7c4" w:sz="1"/>
-              <w:right w:val="single" w:color="aab7c4" w:sz="1"/>
-            </w:tcBorders>
-            <w:shd w:fill="ffffff" w:val="clear"/>
-            <w:tcMar>
-              <w:top w:type="dxa" w:w="80"/>
-              <w:left w:type="dxa" w:w="120"/>
-              <w:bottom w:type="dxa" w:w="80"/>
-              <w:right w:type="dxa" w:w="120"/>
-            </w:tcMar>
-          </w:tcPr>
-          <w:p>
-            <w:pPr>
-              <w:jc w:val="left"/>
-            </w:pPr>
-            <w:r>
-              <w:rPr>
-                <w:rFonts w:ascii="Times New Roman" w:cs="Times New Roman" w:eastAsia="Times New Roman" w:hAnsi="Times New Roman"/>
-                <w:b w:val="false"/>
-                <w:bCs w:val="false"/>
-                <w:sz w:val="24"/>
-                <w:szCs w:val="24"/>
-              </w:rPr>
-              <w:t xml:space="preserve">[Mô tả nhiệm vụ cụ thể]</w:t>
-            </w:r>
-          </w:p>
-        </w:tc>
-        <w:tc>
-          <w:tcPr>
-            <w:tcW w:type="dxa" w:w="2100"/>
-            <w:tcBorders>
-              <w:top w:val="single" w:color="aab7c4" w:sz="1"/>
-              <w:left w:val="single" w:color="aab7c4" w:sz="1"/>
-              <w:bottom w:val="single" w:color="aab7c4" w:sz="1"/>
-              <w:right w:val="single" w:color="aab7c4" w:sz="1"/>
-            </w:tcBorders>
-            <w:shd w:fill="ffffff" w:val="clear"/>
-            <w:tcMar>
-              <w:top w:type="dxa" w:w="80"/>
-              <w:left w:type="dxa" w:w="120"/>
-              <w:bottom w:type="dxa" w:w="80"/>
-              <w:right w:type="dxa" w:w="120"/>
-            </w:tcMar>
-          </w:tcPr>
-          <w:p>
-            <w:pPr>
-              <w:jc w:val="left"/>
-            </w:pPr>
-            <w:r>
-              <w:rPr>
-                <w:rFonts w:ascii="Times New Roman" w:cs="Times New Roman" w:eastAsia="Times New Roman" w:hAnsi="Times New Roman"/>
-                <w:b w:val="false"/>
-                <w:bCs w:val="false"/>
-                <w:sz w:val="24"/>
-                <w:szCs w:val="24"/>
-              </w:rPr>
-              <w:t xml:space="preserve">[Đạt / Một phần / Chưa đạt]</w:t>
-            </w:r>
-          </w:p>
-        </w:tc>
-        <w:tc>
-          <w:tcPr>
-            <w:tcW w:type="dxa" w:w="1500"/>
-            <w:tcBorders>
-              <w:top w:val="single" w:color="aab7c4" w:sz="1"/>
-              <w:left w:val="single" w:color="aab7c4" w:sz="1"/>
-              <w:bottom w:val="single" w:color="aab7c4" w:sz="1"/>
-              <w:right w:val="single" w:color="aab7c4" w:sz="1"/>
-            </w:tcBorders>
-            <w:shd w:fill="ffffff" w:val="clear"/>
-            <w:tcMar>
-              <w:top w:type="dxa" w:w="80"/>
-              <w:left w:type="dxa" w:w="120"/>
-              <w:bottom w:type="dxa" w:w="80"/>
-              <w:right w:type="dxa" w:w="120"/>
-            </w:tcMar>
-          </w:tcPr>
-          <w:p>
-            <w:pPr>
-              <w:jc w:val="left"/>
-            </w:pPr>
-            <w:r>
-              <w:rPr>
-                <w:rFonts w:ascii="Times New Roman" w:cs="Times New Roman" w:eastAsia="Times New Roman" w:hAnsi="Times New Roman"/>
-                <w:b w:val="false"/>
-                <w:bCs w:val="false"/>
-                <w:sz w:val="24"/>
-                <w:szCs w:val="24"/>
-              </w:rPr>
-              <w:t xml:space="preserve">[___%]</w:t>
-            </w:r>
-          </w:p>
-        </w:tc>
-      </w:tr>
-      <w:tr>
-        <w:tc>
-          <w:tcPr>
-            <w:tcW w:type="dxa" w:w="500"/>
-            <w:tcBorders>
-              <w:top w:val="single" w:color="aab7c4" w:sz="1"/>
-              <w:left w:val="single" w:color="aab7c4" w:sz="1"/>
-              <w:bottom w:val="single" w:color="aab7c4" w:sz="1"/>
-              <w:right w:val="single" w:color="aab7c4" w:sz="1"/>
-            </w:tcBorders>
-            <w:shd w:fill="f8f9fa" w:val="clear"/>
-            <w:tcMar>
-              <w:top w:type="dxa" w:w="80"/>
-              <w:left w:type="dxa" w:w="120"/>
-              <w:bottom w:type="dxa" w:w="80"/>
-              <w:right w:type="dxa" w:w="120"/>
-            </w:tcMar>
-          </w:tcPr>
-          <w:p>
-            <w:pPr>
-              <w:jc w:val="left"/>
-            </w:pPr>
-            <w:r>
-              <w:rPr>
-                <w:rFonts w:ascii="Times New Roman" w:cs="Times New Roman" w:eastAsia="Times New Roman" w:hAnsi="Times New Roman"/>
-                <w:b w:val="false"/>
-                <w:bCs w:val="false"/>
-                <w:sz w:val="24"/>
-                <w:szCs w:val="24"/>
-              </w:rPr>
-              <w:t xml:space="preserve">5</w:t>
-            </w:r>
-          </w:p>
-        </w:tc>
-        <w:tc>
-          <w:tcPr>
-            <w:tcW w:type="dxa" w:w="2200"/>
-            <w:tcBorders>
-              <w:top w:val="single" w:color="aab7c4" w:sz="1"/>
-              <w:left w:val="single" w:color="aab7c4" w:sz="1"/>
-              <w:bottom w:val="single" w:color="aab7c4" w:sz="1"/>
-              <w:right w:val="single" w:color="aab7c4" w:sz="1"/>
-            </w:tcBorders>
-            <w:shd w:fill="f8f9fa" w:val="clear"/>
-            <w:tcMar>
-              <w:top w:type="dxa" w:w="80"/>
-              <w:left w:type="dxa" w:w="120"/>
-              <w:bottom w:type="dxa" w:w="80"/>
-              <w:right w:type="dxa" w:w="120"/>
-            </w:tcMar>
-          </w:tcPr>
-          <w:p>
-            <w:pPr>
-              <w:jc w:val="left"/>
-            </w:pPr>
-            <w:r>
-              <w:rPr>
-                <w:rFonts w:ascii="Times New Roman" w:cs="Times New Roman" w:eastAsia="Times New Roman" w:hAnsi="Times New Roman"/>
-                <w:b w:val="false"/>
-                <w:bCs w:val="false"/>
-                <w:sz w:val="24"/>
-                <w:szCs w:val="24"/>
-              </w:rPr>
-              <w:t xml:space="preserve">[Họ tên]</w:t>
-            </w:r>
-          </w:p>
-        </w:tc>
-        <w:tc>
-          <w:tcPr>
-            <w:tcW w:type="dxa" w:w="2726"/>
-            <w:tcBorders>
-              <w:top w:val="single" w:color="aab7c4" w:sz="1"/>
-              <w:left w:val="single" w:color="aab7c4" w:sz="1"/>
-              <w:bottom w:val="single" w:color="aab7c4" w:sz="1"/>
-              <w:right w:val="single" w:color="aab7c4" w:sz="1"/>
-            </w:tcBorders>
-            <w:shd w:fill="f8f9fa" w:val="clear"/>
-            <w:tcMar>
-              <w:top w:type="dxa" w:w="80"/>
-              <w:left w:type="dxa" w:w="120"/>
-              <w:bottom w:type="dxa" w:w="80"/>
-              <w:right w:type="dxa" w:w="120"/>
-            </w:tcMar>
-          </w:tcPr>
-          <w:p>
-            <w:pPr>
-              <w:jc w:val="left"/>
-            </w:pPr>
-            <w:r>
-              <w:rPr>
-                <w:rFonts w:ascii="Times New Roman" w:cs="Times New Roman" w:eastAsia="Times New Roman" w:hAnsi="Times New Roman"/>
-                <w:b w:val="false"/>
-                <w:bCs w:val="false"/>
-                <w:sz w:val="24"/>
-                <w:szCs w:val="24"/>
-              </w:rPr>
-              <w:t xml:space="preserve">[Mô tả nhiệm vụ cụ thể]</w:t>
-            </w:r>
-          </w:p>
-        </w:tc>
-        <w:tc>
-          <w:tcPr>
-            <w:tcW w:type="dxa" w:w="2100"/>
-            <w:tcBorders>
-              <w:top w:val="single" w:color="aab7c4" w:sz="1"/>
-              <w:left w:val="single" w:color="aab7c4" w:sz="1"/>
-              <w:bottom w:val="single" w:color="aab7c4" w:sz="1"/>
-              <w:right w:val="single" w:color="aab7c4" w:sz="1"/>
-            </w:tcBorders>
-            <w:shd w:fill="f8f9fa" w:val="clear"/>
-            <w:tcMar>
-              <w:top w:type="dxa" w:w="80"/>
-              <w:left w:type="dxa" w:w="120"/>
-              <w:bottom w:type="dxa" w:w="80"/>
-              <w:right w:type="dxa" w:w="120"/>
-            </w:tcMar>
-          </w:tcPr>
-          <w:p>
-            <w:pPr>
-              <w:jc w:val="left"/>
-            </w:pPr>
-            <w:r>
-              <w:rPr>
-                <w:rFonts w:ascii="Times New Roman" w:cs="Times New Roman" w:eastAsia="Times New Roman" w:hAnsi="Times New Roman"/>
-                <w:b w:val="false"/>
-                <w:bCs w:val="false"/>
-                <w:sz w:val="24"/>
-                <w:szCs w:val="24"/>
-              </w:rPr>
-              <w:t xml:space="preserve">[Đạt / Một phần / Chưa đạt]</w:t>
-            </w:r>
-          </w:p>
-        </w:tc>
-        <w:tc>
-          <w:tcPr>
-            <w:tcW w:type="dxa" w:w="1500"/>
-            <w:tcBorders>
-              <w:top w:val="single" w:color="aab7c4" w:sz="1"/>
-              <w:left w:val="single" w:color="aab7c4" w:sz="1"/>
-              <w:bottom w:val="single" w:color="aab7c4" w:sz="1"/>
-              <w:right w:val="single" w:color="aab7c4" w:sz="1"/>
-            </w:tcBorders>
-            <w:shd w:fill="f8f9fa" w:val="clear"/>
-            <w:tcMar>
-              <w:top w:type="dxa" w:w="80"/>
-              <w:left w:type="dxa" w:w="120"/>
-              <w:bottom w:type="dxa" w:w="80"/>
-              <w:right w:type="dxa" w:w="120"/>
-            </w:tcMar>
-          </w:tcPr>
-          <w:p>
-            <w:pPr>
-              <w:jc w:val="left"/>
-            </w:pPr>
-            <w:r>
-              <w:rPr>
-                <w:rFonts w:ascii="Times New Roman" w:cs="Times New Roman" w:eastAsia="Times New Roman" w:hAnsi="Times New Roman"/>
-                <w:b w:val="false"/>
-                <w:bCs w:val="false"/>
-                <w:sz w:val="24"/>
-                <w:szCs w:val="24"/>
-              </w:rPr>
-              <w:t xml:space="preserve">[___%]</w:t>
-            </w:r>
-          </w:p>
-        </w:tc>
-      </w:tr>
     </w:tbl>
     <w:p>
       <w:pPr>
@@ -2095,14 +1761,7 @@
               <w:jc w:val="center"/>
             </w:pPr>
             <w:r>
-              <w:rPr>
-                <w:rFonts w:ascii="Times New Roman" w:cs="Times New Roman" w:eastAsia="Times New Roman" w:hAnsi="Times New Roman"/>
-                <w:b w:val="false"/>
-                <w:bCs w:val="false"/>
-                <w:sz w:val="24"/>
-                <w:szCs w:val="24"/>
-              </w:rPr>
-              <w:t xml:space="preserve">1</w:t>
+              <w:t>1</w:t>
             </w:r>
           </w:p>
         </w:tc>
@@ -2128,14 +1787,7 @@
               <w:jc w:val="left"/>
             </w:pPr>
             <w:r>
-              <w:rPr>
-                <w:rFonts w:ascii="Times New Roman" w:cs="Times New Roman" w:eastAsia="Times New Roman" w:hAnsi="Times New Roman"/>
-                <w:b w:val="false"/>
-                <w:bCs w:val="false"/>
-                <w:sz w:val="24"/>
-                <w:szCs w:val="24"/>
-              </w:rPr>
-              <w:t xml:space="preserve">Viết Header.jsx: Navbar tĩnh với logo và navigation links</w:t>
+              <w:t>Nghiên cứu JSX, class/className, event handling</w:t>
             </w:r>
           </w:p>
         </w:tc>
@@ -2161,13 +1813,7 @@
               <w:jc w:val="center"/>
             </w:pPr>
             <w:r>
-              <w:rPr>
-                <w:rFonts w:ascii="Courier New" w:cs="Courier New" w:eastAsia="Courier New" w:hAnsi="Courier New"/>
-                <w:color w:val="2980b9"/>
-                <w:sz w:val="24"/>
-                <w:szCs w:val="24"/>
-              </w:rPr>
-              <w:t xml:space="preserve">[ ]</w:t>
+              <w:t>[ ]</w:t>
             </w:r>
           </w:p>
         </w:tc>
@@ -2193,14 +1839,7 @@
               <w:jc w:val="left"/>
             </w:pPr>
             <w:r>
-              <w:rPr>
-                <w:rFonts w:ascii="Times New Roman" w:cs="Times New Roman" w:eastAsia="Times New Roman" w:hAnsi="Times New Roman"/>
-                <w:b w:val="false"/>
-                <w:bCs w:val="false"/>
-                <w:sz w:val="24"/>
-                <w:szCs w:val="24"/>
-              </w:rPr>
-              <w:t xml:space="preserve">[Tên SV]</w:t>
+              <w:t>[ALL]</w:t>
             </w:r>
           </w:p>
         </w:tc>
@@ -2228,14 +1867,7 @@
               <w:jc w:val="center"/>
             </w:pPr>
             <w:r>
-              <w:rPr>
-                <w:rFonts w:ascii="Times New Roman" w:cs="Times New Roman" w:eastAsia="Times New Roman" w:hAnsi="Times New Roman"/>
-                <w:b w:val="false"/>
-                <w:bCs w:val="false"/>
-                <w:sz w:val="24"/>
-                <w:szCs w:val="24"/>
-              </w:rPr>
-              <w:t xml:space="preserve">2</w:t>
+              <w:t>2</w:t>
             </w:r>
           </w:p>
         </w:tc>
@@ -2261,14 +1893,7 @@
               <w:jc w:val="left"/>
             </w:pPr>
             <w:r>
-              <w:rPr>
-                <w:rFonts w:ascii="Times New Roman" w:cs="Times New Roman" w:eastAsia="Times New Roman" w:hAnsi="Times New Roman"/>
-                <w:b w:val="false"/>
-                <w:bCs w:val="false"/>
-                <w:sz w:val="24"/>
-                <w:szCs w:val="24"/>
-              </w:rPr>
-              <w:t xml:space="preserve">Viết Banner.jsx: Hero section gradient, nút CTA</w:t>
+              <w:t>Viết Header.jsx (Navbar, logo, nav links, cart icon)</w:t>
             </w:r>
           </w:p>
         </w:tc>
@@ -2294,13 +1919,7 @@
               <w:jc w:val="center"/>
             </w:pPr>
             <w:r>
-              <w:rPr>
-                <w:rFonts w:ascii="Courier New" w:cs="Courier New" w:eastAsia="Courier New" w:hAnsi="Courier New"/>
-                <w:color w:val="2980b9"/>
-                <w:sz w:val="24"/>
-                <w:szCs w:val="24"/>
-              </w:rPr>
-              <w:t xml:space="preserve">[ ]</w:t>
+              <w:t>[ ]</w:t>
             </w:r>
           </w:p>
         </w:tc>
@@ -2326,14 +1945,7 @@
               <w:jc w:val="left"/>
             </w:pPr>
             <w:r>
-              <w:rPr>
-                <w:rFonts w:ascii="Times New Roman" w:cs="Times New Roman" w:eastAsia="Times New Roman" w:hAnsi="Times New Roman"/>
-                <w:b w:val="false"/>
-                <w:bCs w:val="false"/>
-                <w:sz w:val="24"/>
-                <w:szCs w:val="24"/>
-              </w:rPr>
-              <w:t xml:space="preserve">[Tên SV]</w:t>
+              <w:t>[Thành viên A]</w:t>
             </w:r>
           </w:p>
         </w:tc>
@@ -2361,14 +1973,7 @@
               <w:jc w:val="center"/>
             </w:pPr>
             <w:r>
-              <w:rPr>
-                <w:rFonts w:ascii="Times New Roman" w:cs="Times New Roman" w:eastAsia="Times New Roman" w:hAnsi="Times New Roman"/>
-                <w:b w:val="false"/>
-                <w:bCs w:val="false"/>
-                <w:sz w:val="24"/>
-                <w:szCs w:val="24"/>
-              </w:rPr>
-              <w:t xml:space="preserve">3</w:t>
+              <w:t>3</w:t>
             </w:r>
           </w:p>
         </w:tc>
@@ -2390,18 +1995,8 @@
             </w:tcMar>
           </w:tcPr>
           <w:p>
-            <w:pPr>
-              <w:jc w:val="left"/>
-            </w:pPr>
-            <w:r>
-              <w:rPr>
-                <w:rFonts w:ascii="Times New Roman" w:cs="Times New Roman" w:eastAsia="Times New Roman" w:hAnsi="Times New Roman"/>
-                <w:b w:val="false"/>
-                <w:bCs w:val="false"/>
-                <w:sz w:val="24"/>
-                <w:szCs w:val="24"/>
-              </w:rPr>
-              <w:t xml:space="preserve">Viết BookCard.jsx: Card 1 cuốn sách (dữ liệu hardcode trong component)</w:t>
+            <w:r>
+              <w:t>Viết Banner.jsx (Hero section, gradient background)</w:t>
             </w:r>
           </w:p>
         </w:tc>
@@ -2427,13 +2022,7 @@
               <w:jc w:val="center"/>
             </w:pPr>
             <w:r>
-              <w:rPr>
-                <w:rFonts w:ascii="Courier New" w:cs="Courier New" w:eastAsia="Courier New" w:hAnsi="Courier New"/>
-                <w:color w:val="2980b9"/>
-                <w:sz w:val="24"/>
-                <w:szCs w:val="24"/>
-              </w:rPr>
-              <w:t xml:space="preserve">[ ]</w:t>
+              <w:t>[ ]</w:t>
             </w:r>
           </w:p>
         </w:tc>
@@ -2459,14 +2048,7 @@
               <w:jc w:val="left"/>
             </w:pPr>
             <w:r>
-              <w:rPr>
-                <w:rFonts w:ascii="Times New Roman" w:cs="Times New Roman" w:eastAsia="Times New Roman" w:hAnsi="Times New Roman"/>
-                <w:b w:val="false"/>
-                <w:bCs w:val="false"/>
-                <w:sz w:val="24"/>
-                <w:szCs w:val="24"/>
-              </w:rPr>
-              <w:t xml:space="preserve">[Tên SV]</w:t>
+              <w:t>[Thành viên B]</w:t>
             </w:r>
           </w:p>
         </w:tc>
@@ -2494,14 +2076,7 @@
               <w:jc w:val="center"/>
             </w:pPr>
             <w:r>
-              <w:rPr>
-                <w:rFonts w:ascii="Times New Roman" w:cs="Times New Roman" w:eastAsia="Times New Roman" w:hAnsi="Times New Roman"/>
-                <w:b w:val="false"/>
-                <w:bCs w:val="false"/>
-                <w:sz w:val="24"/>
-                <w:szCs w:val="24"/>
-              </w:rPr>
-              <w:t xml:space="preserve">4</w:t>
+              <w:t>4</w:t>
             </w:r>
           </w:p>
         </w:tc>
@@ -2523,18 +2098,8 @@
             </w:tcMar>
           </w:tcPr>
           <w:p>
-            <w:pPr>
-              <w:jc w:val="left"/>
-            </w:pPr>
-            <w:r>
-              <w:rPr>
-                <w:rFonts w:ascii="Times New Roman" w:cs="Times New Roman" w:eastAsia="Times New Roman" w:hAnsi="Times New Roman"/>
-                <w:b w:val="false"/>
-                <w:bCs w:val="false"/>
-                <w:sz w:val="24"/>
-                <w:szCs w:val="24"/>
-              </w:rPr>
-              <w:t xml:space="preserve">Viết BookGrid.jsx: dùng map() render danh sách từ mảng hardcode, có key prop</w:t>
+            <w:r>
+              <w:t>Viết ProjectCard.jsx (Dữ liệu hardcode trong component)</w:t>
             </w:r>
           </w:p>
         </w:tc>
@@ -2560,13 +2125,7 @@
               <w:jc w:val="center"/>
             </w:pPr>
             <w:r>
-              <w:rPr>
-                <w:rFonts w:ascii="Courier New" w:cs="Courier New" w:eastAsia="Courier New" w:hAnsi="Courier New"/>
-                <w:color w:val="2980b9"/>
-                <w:sz w:val="24"/>
-                <w:szCs w:val="24"/>
-              </w:rPr>
-              <w:t xml:space="preserve">[ ]</w:t>
+              <w:t>[ ]</w:t>
             </w:r>
           </w:p>
         </w:tc>
@@ -2592,14 +2151,7 @@
               <w:jc w:val="left"/>
             </w:pPr>
             <w:r>
-              <w:rPr>
-                <w:rFonts w:ascii="Times New Roman" w:cs="Times New Roman" w:eastAsia="Times New Roman" w:hAnsi="Times New Roman"/>
-                <w:b w:val="false"/>
-                <w:bCs w:val="false"/>
-                <w:sz w:val="24"/>
-                <w:szCs w:val="24"/>
-              </w:rPr>
-              <w:t xml:space="preserve">[Tên SV]</w:t>
+              <w:t>[Thành viên B]</w:t>
             </w:r>
           </w:p>
         </w:tc>
@@ -2627,14 +2179,7 @@
               <w:jc w:val="center"/>
             </w:pPr>
             <w:r>
-              <w:rPr>
-                <w:rFonts w:ascii="Times New Roman" w:cs="Times New Roman" w:eastAsia="Times New Roman" w:hAnsi="Times New Roman"/>
-                <w:b w:val="false"/>
-                <w:bCs w:val="false"/>
-                <w:sz w:val="24"/>
-                <w:szCs w:val="24"/>
-              </w:rPr>
-              <w:t xml:space="preserve">5</w:t>
+              <w:t>5</w:t>
             </w:r>
           </w:p>
         </w:tc>
@@ -2660,14 +2205,7 @@
               <w:jc w:val="left"/>
             </w:pPr>
             <w:r>
-              <w:rPr>
-                <w:rFonts w:ascii="Times New Roman" w:cs="Times New Roman" w:eastAsia="Times New Roman" w:hAnsi="Times New Roman"/>
-                <w:b w:val="false"/>
-                <w:bCs w:val="false"/>
-                <w:sz w:val="24"/>
-                <w:szCs w:val="24"/>
-              </w:rPr>
-              <w:t xml:space="preserve">Viết CategoryList.jsx: conditional rendering với &amp;&amp; và ternary operator</w:t>
+              <w:t>Viết ProjectGrid.jsx (map() render list từ 4 dự án hardcode)</w:t>
             </w:r>
           </w:p>
         </w:tc>
@@ -2693,13 +2231,7 @@
               <w:jc w:val="center"/>
             </w:pPr>
             <w:r>
-              <w:rPr>
-                <w:rFonts w:ascii="Courier New" w:cs="Courier New" w:eastAsia="Courier New" w:hAnsi="Courier New"/>
-                <w:color w:val="2980b9"/>
-                <w:sz w:val="24"/>
-                <w:szCs w:val="24"/>
-              </w:rPr>
-              <w:t xml:space="preserve">[ ]</w:t>
+              <w:t>[ ]</w:t>
             </w:r>
           </w:p>
         </w:tc>
@@ -2725,14 +2257,7 @@
               <w:jc w:val="left"/>
             </w:pPr>
             <w:r>
-              <w:rPr>
-                <w:rFonts w:ascii="Times New Roman" w:cs="Times New Roman" w:eastAsia="Times New Roman" w:hAnsi="Times New Roman"/>
-                <w:b w:val="false"/>
-                <w:bCs w:val="false"/>
-                <w:sz w:val="24"/>
-                <w:szCs w:val="24"/>
-              </w:rPr>
-              <w:t xml:space="preserve">[Tên SV]</w:t>
+              <w:t>[Thành viên C]</w:t>
             </w:r>
           </w:p>
         </w:tc>
@@ -2760,14 +2285,7 @@
               <w:jc w:val="center"/>
             </w:pPr>
             <w:r>
-              <w:rPr>
-                <w:rFonts w:ascii="Times New Roman" w:cs="Times New Roman" w:eastAsia="Times New Roman" w:hAnsi="Times New Roman"/>
-                <w:b w:val="false"/>
-                <w:bCs w:val="false"/>
-                <w:sz w:val="24"/>
-                <w:szCs w:val="24"/>
-              </w:rPr>
-              <w:t xml:space="preserve">6</w:t>
+              <w:t>6</w:t>
             </w:r>
           </w:p>
         </w:tc>
@@ -2793,14 +2311,7 @@
               <w:jc w:val="left"/>
             </w:pPr>
             <w:r>
-              <w:rPr>
-                <w:rFonts w:ascii="Times New Roman" w:cs="Times New Roman" w:eastAsia="Times New Roman" w:hAnsi="Times New Roman"/>
-                <w:b w:val="false"/>
-                <w:bCs w:val="false"/>
-                <w:sz w:val="24"/>
-                <w:szCs w:val="24"/>
-              </w:rPr>
-              <w:t xml:space="preserve">Viết Footer.jsx: có năm hiện tại động (new Date().getFullYear())</w:t>
+              <w:t>Viết CategoryList.jsx (conditional rendering &amp;&amp; / ternary)</w:t>
             </w:r>
           </w:p>
         </w:tc>
@@ -2826,13 +2337,7 @@
               <w:jc w:val="center"/>
             </w:pPr>
             <w:r>
-              <w:rPr>
-                <w:rFonts w:ascii="Courier New" w:cs="Courier New" w:eastAsia="Courier New" w:hAnsi="Courier New"/>
-                <w:color w:val="2980b9"/>
-                <w:sz w:val="24"/>
-                <w:szCs w:val="24"/>
-              </w:rPr>
-              <w:t xml:space="preserve">[ ]</w:t>
+              <w:t>[ ]</w:t>
             </w:r>
           </w:p>
         </w:tc>
@@ -2858,14 +2363,91 @@
               <w:jc w:val="left"/>
             </w:pPr>
             <w:r>
-              <w:rPr>
-                <w:rFonts w:ascii="Times New Roman" w:cs="Times New Roman" w:eastAsia="Times New Roman" w:hAnsi="Times New Roman"/>
-                <w:b w:val="false"/>
-                <w:bCs w:val="false"/>
-                <w:sz w:val="24"/>
-                <w:szCs w:val="24"/>
-              </w:rPr>
-              <w:t xml:space="preserve">[Tên SV]</w:t>
+              <w:t>[Thành viên C]</w:t>
+            </w:r>
+          </w:p>
+        </w:tc>
+      </w:tr>
+      <w:tr>
+        <w:tc>
+          <w:tcPr>
+            <w:tcW w:type="dxa" w:w="400"/>
+          </w:tcPr>
+          <w:p>
+            <w:r>
+              <w:t>7</w:t>
+            </w:r>
+          </w:p>
+        </w:tc>
+        <w:tc>
+          <w:tcPr>
+            <w:tcW w:type="dxa" w:w="6026"/>
+          </w:tcPr>
+          <w:p>
+            <w:r>
+              <w:t>Viết Footer.jsx (có năm hiện tại động)</w:t>
+            </w:r>
+          </w:p>
+        </w:tc>
+        <w:tc>
+          <w:tcPr>
+            <w:tcW w:type="dxa" w:w="1200"/>
+          </w:tcPr>
+          <w:p>
+            <w:r>
+              <w:t>[ ]</w:t>
+            </w:r>
+          </w:p>
+        </w:tc>
+        <w:tc>
+          <w:tcPr>
+            <w:tcW w:type="dxa" w:w="1400"/>
+          </w:tcPr>
+          <w:p>
+            <w:r>
+              <w:t>[Thành viên A]</w:t>
+            </w:r>
+          </w:p>
+        </w:tc>
+      </w:tr>
+      <w:tr>
+        <w:tc>
+          <w:tcPr>
+            <w:tcW w:type="dxa" w:w="400"/>
+          </w:tcPr>
+          <w:p>
+            <w:r>
+              <w:t>8</w:t>
+            </w:r>
+          </w:p>
+        </w:tc>
+        <w:tc>
+          <w:tcPr>
+            <w:tcW w:type="dxa" w:w="6026"/>
+          </w:tcPr>
+          <w:p>
+            <w:r>
+              <w:t>Tích hợp tất cả vào App.jsx, kiểm tra không lỗi console</w:t>
+            </w:r>
+          </w:p>
+        </w:tc>
+        <w:tc>
+          <w:tcPr>
+            <w:tcW w:type="dxa" w:w="1200"/>
+          </w:tcPr>
+          <w:p>
+            <w:r>
+              <w:t>[ ]</w:t>
+            </w:r>
+          </w:p>
+        </w:tc>
+        <w:tc>
+          <w:tcPr>
+            <w:tcW w:type="dxa" w:w="1400"/>
+          </w:tcPr>
+          <w:p>
+            <w:r>
+              <w:t>[Thành viên C]</w:t>
             </w:r>
           </w:p>
         </w:tc>
@@ -3584,14 +3166,7 @@
               <w:jc w:val="center"/>
             </w:pPr>
             <w:r>
-              <w:rPr>
-                <w:rFonts w:ascii="Times New Roman" w:cs="Times New Roman" w:eastAsia="Times New Roman" w:hAnsi="Times New Roman"/>
-                <w:b w:val="false"/>
-                <w:bCs w:val="false"/>
-                <w:sz w:val="24"/>
-                <w:szCs w:val="24"/>
-              </w:rPr>
-              <w:t xml:space="preserve">1</w:t>
+              <w:t>1</w:t>
             </w:r>
           </w:p>
         </w:tc>
@@ -3617,14 +3192,7 @@
               <w:jc w:val="left"/>
             </w:pPr>
             <w:r>
-              <w:rPr>
-                <w:rFonts w:ascii="Times New Roman" w:cs="Times New Roman" w:eastAsia="Times New Roman" w:hAnsi="Times New Roman"/>
-                <w:b w:val="false"/>
-                <w:bCs w:val="false"/>
-                <w:sz w:val="24"/>
-                <w:szCs w:val="24"/>
-              </w:rPr>
-              <w:t xml:space="preserve">≥5 Functional Components tích hợp vào App.jsx</w:t>
+              <w:t>6 Functional Components (Header, Banner, ProjectCard, ProjectGrid, CategoryList, Footer)</w:t>
             </w:r>
           </w:p>
         </w:tc>
@@ -3650,13 +3218,7 @@
               <w:jc w:val="center"/>
             </w:pPr>
             <w:r>
-              <w:rPr>
-                <w:rFonts w:ascii="Courier New" w:cs="Courier New" w:eastAsia="Courier New" w:hAnsi="Courier New"/>
-                <w:color w:val="27ae60"/>
-                <w:sz w:val="24"/>
-                <w:szCs w:val="24"/>
-              </w:rPr>
-              <w:t xml:space="preserve">[ ]</w:t>
+              <w:t>[ ]</w:t>
             </w:r>
           </w:p>
         </w:tc>
@@ -3682,14 +3244,7 @@
               <w:jc w:val="left"/>
             </w:pPr>
             <w:r>
-              <w:rPr>
-                <w:rFonts w:ascii="Times New Roman" w:cs="Times New Roman" w:eastAsia="Times New Roman" w:hAnsi="Times New Roman"/>
-                <w:b w:val="false"/>
-                <w:bCs w:val="false"/>
-                <w:sz w:val="24"/>
-                <w:szCs w:val="24"/>
-              </w:rPr>
-              <w:t xml:space="preserve">src/components/ (Header, Banner, BookCard, BookGrid, CategoryList, Footer)</w:t>
+              <w:t>src/components/</w:t>
             </w:r>
           </w:p>
         </w:tc>
@@ -3715,14 +3270,7 @@
               <w:jc w:val="left"/>
             </w:pPr>
             <w:r>
-              <w:rPr>
-                <w:rFonts w:ascii="Times New Roman" w:cs="Times New Roman" w:eastAsia="Times New Roman" w:hAnsi="Times New Roman"/>
-                <w:b w:val="false"/>
-                <w:bCs w:val="false"/>
-                <w:sz w:val="24"/>
-                <w:szCs w:val="24"/>
-              </w:rPr>
-              <w:t xml:space="preserve">[...]</w:t>
+              <w:t>[...]</w:t>
             </w:r>
           </w:p>
         </w:tc>
@@ -3750,14 +3298,7 @@
               <w:jc w:val="center"/>
             </w:pPr>
             <w:r>
-              <w:rPr>
-                <w:rFonts w:ascii="Times New Roman" w:cs="Times New Roman" w:eastAsia="Times New Roman" w:hAnsi="Times New Roman"/>
-                <w:b w:val="false"/>
-                <w:bCs w:val="false"/>
-                <w:sz w:val="24"/>
-                <w:szCs w:val="24"/>
-              </w:rPr>
-              <w:t xml:space="preserve">2</w:t>
+              <w:t>2</w:t>
             </w:r>
           </w:p>
         </w:tc>
@@ -3783,14 +3324,7 @@
               <w:jc w:val="left"/>
             </w:pPr>
             <w:r>
-              <w:rPr>
-                <w:rFonts w:ascii="Times New Roman" w:cs="Times New Roman" w:eastAsia="Times New Roman" w:hAnsi="Times New Roman"/>
-                <w:b w:val="false"/>
-                <w:bCs w:val="false"/>
-                <w:sz w:val="24"/>
-                <w:szCs w:val="24"/>
-              </w:rPr>
-              <w:t xml:space="preserve">npm run dev hiển thị trang chủ, không có console error</w:t>
+              <w:t>Trang chủ chạy được hiển thị giao diện đầy đủ</w:t>
             </w:r>
           </w:p>
         </w:tc>
@@ -3816,13 +3350,7 @@
               <w:jc w:val="center"/>
             </w:pPr>
             <w:r>
-              <w:rPr>
-                <w:rFonts w:ascii="Courier New" w:cs="Courier New" w:eastAsia="Courier New" w:hAnsi="Courier New"/>
-                <w:color w:val="27ae60"/>
-                <w:sz w:val="24"/>
-                <w:szCs w:val="24"/>
-              </w:rPr>
-              <w:t xml:space="preserve">[ ]</w:t>
+              <w:t>[ ]</w:t>
             </w:r>
           </w:p>
         </w:tc>
@@ -3848,14 +3376,7 @@
               <w:jc w:val="left"/>
             </w:pPr>
             <w:r>
-              <w:rPr>
-                <w:rFonts w:ascii="Times New Roman" w:cs="Times New Roman" w:eastAsia="Times New Roman" w:hAnsi="Times New Roman"/>
-                <w:b w:val="false"/>
-                <w:bCs w:val="false"/>
-                <w:sz w:val="24"/>
-                <w:szCs w:val="24"/>
-              </w:rPr>
-              <w:t xml:space="preserve">Screenshot chụp trang chạy + DevTools Console không lỗi</w:t>
+              <w:t>Demo trực tiếp</w:t>
             </w:r>
           </w:p>
         </w:tc>
@@ -3881,14 +3402,7 @@
               <w:jc w:val="left"/>
             </w:pPr>
             <w:r>
-              <w:rPr>
-                <w:rFonts w:ascii="Times New Roman" w:cs="Times New Roman" w:eastAsia="Times New Roman" w:hAnsi="Times New Roman"/>
-                <w:b w:val="false"/>
-                <w:bCs w:val="false"/>
-                <w:sz w:val="24"/>
-                <w:szCs w:val="24"/>
-              </w:rPr>
-              <w:t xml:space="preserve">[...]</w:t>
+              <w:t>[...]</w:t>
             </w:r>
           </w:p>
         </w:tc>
@@ -3916,14 +3430,7 @@
               <w:jc w:val="center"/>
             </w:pPr>
             <w:r>
-              <w:rPr>
-                <w:rFonts w:ascii="Times New Roman" w:cs="Times New Roman" w:eastAsia="Times New Roman" w:hAnsi="Times New Roman"/>
-                <w:b w:val="false"/>
-                <w:bCs w:val="false"/>
-                <w:sz w:val="24"/>
-                <w:szCs w:val="24"/>
-              </w:rPr>
-              <w:t xml:space="preserve">3</w:t>
+              <w:t>3</w:t>
             </w:r>
           </w:p>
         </w:tc>
@@ -3949,14 +3456,7 @@
               <w:jc w:val="left"/>
             </w:pPr>
             <w:r>
-              <w:rPr>
-                <w:rFonts w:ascii="Times New Roman" w:cs="Times New Roman" w:eastAsia="Times New Roman" w:hAnsi="Times New Roman"/>
-                <w:b w:val="false"/>
-                <w:bCs w:val="false"/>
-                <w:sz w:val="24"/>
-                <w:szCs w:val="24"/>
-              </w:rPr>
-              <w:t xml:space="preserve">Slide/báo cáo ngắn giải thích JSX compile → JS (Babel REPL)</w:t>
+              <w:t>Không có console error</w:t>
             </w:r>
           </w:p>
         </w:tc>
@@ -3982,13 +3482,7 @@
               <w:jc w:val="center"/>
             </w:pPr>
             <w:r>
-              <w:rPr>
-                <w:rFonts w:ascii="Courier New" w:cs="Courier New" w:eastAsia="Courier New" w:hAnsi="Courier New"/>
-                <w:color w:val="27ae60"/>
-                <w:sz w:val="24"/>
-                <w:szCs w:val="24"/>
-              </w:rPr>
-              <w:t xml:space="preserve">[ ]</w:t>
+              <w:t>[ ]</w:t>
             </w:r>
           </w:p>
         </w:tc>
@@ -4014,14 +3508,7 @@
               <w:jc w:val="left"/>
             </w:pPr>
             <w:r>
-              <w:rPr>
-                <w:rFonts w:ascii="Times New Roman" w:cs="Times New Roman" w:eastAsia="Times New Roman" w:hAnsi="Times New Roman"/>
-                <w:b w:val="false"/>
-                <w:bCs w:val="false"/>
-                <w:sz w:val="24"/>
-                <w:szCs w:val="24"/>
-              </w:rPr>
-              <w:t xml:space="preserve">docs/week02-jsx-explain.pdf hoặc link slide</w:t>
+              <w:t>Screenshot DevTools Console</w:t>
             </w:r>
           </w:p>
         </w:tc>
@@ -4047,14 +3534,7 @@
               <w:jc w:val="left"/>
             </w:pPr>
             <w:r>
-              <w:rPr>
-                <w:rFonts w:ascii="Times New Roman" w:cs="Times New Roman" w:eastAsia="Times New Roman" w:hAnsi="Times New Roman"/>
-                <w:b w:val="false"/>
-                <w:bCs w:val="false"/>
-                <w:sz w:val="24"/>
-                <w:szCs w:val="24"/>
-              </w:rPr>
-              <w:t xml:space="preserve">[...]</w:t>
+              <w:t>[...]</w:t>
             </w:r>
           </w:p>
         </w:tc>
@@ -4082,14 +3562,7 @@
               <w:jc w:val="left"/>
             </w:pPr>
             <w:r>
-              <w:rPr>
-                <w:rFonts w:ascii="Times New Roman" w:cs="Times New Roman" w:eastAsia="Times New Roman" w:hAnsi="Times New Roman"/>
-                <w:b/>
-                <w:bCs/>
-                <w:sz w:val="24"/>
-                <w:szCs w:val="24"/>
-              </w:rPr>
-              <w:t xml:space="preserve"/>
+              <w:t>4</w:t>
             </w:r>
           </w:p>
         </w:tc>
@@ -4115,14 +3588,7 @@
               <w:jc w:val="left"/>
             </w:pPr>
             <w:r>
-              <w:rPr>
-                <w:rFonts w:ascii="Times New Roman" w:cs="Times New Roman" w:eastAsia="Times New Roman" w:hAnsi="Times New Roman"/>
-                <w:b/>
-                <w:bCs/>
-                <w:sz w:val="24"/>
-                <w:szCs w:val="24"/>
-              </w:rPr>
-              <w:t xml:space="preserve">TỔNG SỐ ĐẦU RA HOÀN THÀNH</w:t>
+              <w:t>Slide giải thích JSX compile -&gt; JS</w:t>
             </w:r>
           </w:p>
         </w:tc>
@@ -4148,14 +3614,7 @@
               <w:jc w:val="center"/>
             </w:pPr>
             <w:r>
-              <w:rPr>
-                <w:rFonts w:ascii="Times New Roman" w:cs="Times New Roman" w:eastAsia="Times New Roman" w:hAnsi="Times New Roman"/>
-                <w:b/>
-                <w:bCs/>
-                <w:sz w:val="24"/>
-                <w:szCs w:val="24"/>
-              </w:rPr>
-              <w:t xml:space="preserve">___/3</w:t>
+              <w:t>[ ]</w:t>
             </w:r>
           </w:p>
         </w:tc>
@@ -4181,14 +3640,7 @@
               <w:jc w:val="left"/>
             </w:pPr>
             <w:r>
-              <w:rPr>
-                <w:rFonts w:ascii="Times New Roman" w:cs="Times New Roman" w:eastAsia="Times New Roman" w:hAnsi="Times New Roman"/>
-                <w:b w:val="false"/>
-                <w:bCs w:val="false"/>
-                <w:sz w:val="24"/>
-                <w:szCs w:val="24"/>
-              </w:rPr>
-              <w:t xml:space="preserve"/>
+              <w:t>docs/week02-jsx.pdf hoặc link slide</w:t>
             </w:r>
           </w:p>
         </w:tc>
@@ -4214,15 +3666,54 @@
               <w:jc w:val="left"/>
             </w:pPr>
             <w:r>
-              <w:rPr>
-                <w:rFonts w:ascii="Times New Roman" w:cs="Times New Roman" w:eastAsia="Times New Roman" w:hAnsi="Times New Roman"/>
-                <w:b w:val="false"/>
-                <w:bCs w:val="false"/>
-                <w:sz w:val="24"/>
-                <w:szCs w:val="24"/>
-              </w:rPr>
-              <w:t xml:space="preserve"/>
-            </w:r>
+              <w:t>[...]</w:t>
+            </w:r>
+          </w:p>
+        </w:tc>
+      </w:tr>
+      <w:tr>
+        <w:tc>
+          <w:tcPr>
+            <w:tcW w:type="dxa" w:w="400"/>
+          </w:tcPr>
+          <w:p>
+            <w:r/>
+          </w:p>
+        </w:tc>
+        <w:tc>
+          <w:tcPr>
+            <w:tcW w:type="dxa" w:w="3600"/>
+          </w:tcPr>
+          <w:p>
+            <w:r>
+              <w:t>TỔNG SỐ ĐẦU RA HOÀN THÀNH</w:t>
+            </w:r>
+          </w:p>
+        </w:tc>
+        <w:tc>
+          <w:tcPr>
+            <w:tcW w:type="dxa" w:w="1100"/>
+          </w:tcPr>
+          <w:p>
+            <w:r>
+              <w:t>___/4</w:t>
+            </w:r>
+          </w:p>
+        </w:tc>
+        <w:tc>
+          <w:tcPr>
+            <w:tcW w:type="dxa" w:w="2326"/>
+          </w:tcPr>
+          <w:p>
+            <w:r/>
+          </w:p>
+        </w:tc>
+        <w:tc>
+          <w:tcPr>
+            <w:tcW w:type="dxa" w:w="1600"/>
+          </w:tcPr>
+          <w:p>
+            <w:r/>
           </w:p>
         </w:tc>
       </w:tr>

--- a/Week02/Week02_BaoCaoNhom.docx
+++ b/Week02/Week02_BaoCaoNhom.docx
@@ -1,6 +1,6 @@
 
 <file path=word/document.xml><?xml version="1.0" encoding="utf-8"?>
-<w:document xmlns:wpc="http://schemas.microsoft.com/office/word/2010/wordprocessingCanvas" xmlns:cx="http://schemas.microsoft.com/office/drawing/2014/chartex" xmlns:mc="http://schemas.openxmlformats.org/markup-compatibility/2006" xmlns:o="urn:schemas-microsoft-com:office:office" xmlns:r="http://schemas.openxmlformats.org/officeDocument/2006/relationships" xmlns:m="http://schemas.openxmlformats.org/officeDocument/2006/math" xmlns:v="urn:schemas-microsoft-com:vml" xmlns:wp14="http://schemas.microsoft.com/office/word/2010/wordprocessingDrawing" xmlns:wp="http://schemas.openxmlformats.org/drawingml/2006/wordprocessingDrawing" xmlns:w10="urn:schemas-microsoft-com:office:word" xmlns:w="http://schemas.openxmlformats.org/wordprocessingml/2006/main" xmlns:w14="http://schemas.microsoft.com/office/word/2010/wordml" xmlns:w15="http://schemas.microsoft.com/office/word/2012/wordml" xmlns:w16se="http://schemas.microsoft.com/office/word/2015/wordml/symex" xmlns:wpg="http://schemas.microsoft.com/office/word/2010/wordprocessingGroup" xmlns:wpi="http://schemas.microsoft.com/office/word/2010/wordprocessingInk" xmlns:wne="http://schemas.microsoft.com/office/word/2006/wordml" xmlns:wps="http://schemas.microsoft.com/office/word/2010/wordprocessingShape" mc:Ignorable="w14 w15 w16se wp14">
+<w:document xmlns:wpc="http://schemas.microsoft.com/office/word/2010/wordprocessingCanvas" xmlns:cx="http://schemas.microsoft.com/office/drawing/2014/chartex" xmlns:cx1="http://schemas.microsoft.com/office/drawing/2015/9/8/chartex" xmlns:cx2="http://schemas.microsoft.com/office/drawing/2015/10/21/chartex" xmlns:cx3="http://schemas.microsoft.com/office/drawing/2016/5/9/chartex" xmlns:cx4="http://schemas.microsoft.com/office/drawing/2016/5/10/chartex" xmlns:cx5="http://schemas.microsoft.com/office/drawing/2016/5/11/chartex" xmlns:cx6="http://schemas.microsoft.com/office/drawing/2016/5/12/chartex" xmlns:cx7="http://schemas.microsoft.com/office/drawing/2016/5/13/chartex" xmlns:cx8="http://schemas.microsoft.com/office/drawing/2016/5/14/chartex" xmlns:mc="http://schemas.openxmlformats.org/markup-compatibility/2006" xmlns:aink="http://schemas.microsoft.com/office/drawing/2016/ink" xmlns:am3d="http://schemas.microsoft.com/office/drawing/2017/model3d" xmlns:o="urn:schemas-microsoft-com:office:office" xmlns:r="http://schemas.openxmlformats.org/officeDocument/2006/relationships" xmlns:m="http://schemas.openxmlformats.org/officeDocument/2006/math" xmlns:v="urn:schemas-microsoft-com:vml" xmlns:wp14="http://schemas.microsoft.com/office/word/2010/wordprocessingDrawing" xmlns:wp="http://schemas.openxmlformats.org/drawingml/2006/wordprocessingDrawing" xmlns:w10="urn:schemas-microsoft-com:office:word" xmlns:w="http://schemas.openxmlformats.org/wordprocessingml/2006/main" xmlns:w14="http://schemas.microsoft.com/office/word/2010/wordml" xmlns:w15="http://schemas.microsoft.com/office/word/2012/wordml" xmlns:w16cid="http://schemas.microsoft.com/office/word/2016/wordml/cid" xmlns:w16se="http://schemas.microsoft.com/office/word/2015/wordml/symex" xmlns:wpg="http://schemas.microsoft.com/office/word/2010/wordprocessingGroup" xmlns:wpi="http://schemas.microsoft.com/office/word/2010/wordprocessingInk" xmlns:wne="http://schemas.microsoft.com/office/word/2006/wordml" xmlns:wps="http://schemas.microsoft.com/office/word/2010/wordprocessingShape" mc:Ignorable="w14 w15 w16se w16cid wp14">
   <w:body>
     <w:p>
       <w:pPr>
@@ -95,7 +95,7 @@
     </w:p>
     <w:p>
       <w:pPr>
-        <w:pStyle w:val="Heading1"/>
+        <w:pStyle w:val="u1"/>
       </w:pPr>
       <w:r>
         <w:t>I. THÔNG TIN NHÓM</w:t>
@@ -285,8 +285,17 @@
                 <w:sz w:val="24"/>
                 <w:szCs w:val="24"/>
               </w:rPr>
-              <w:t>Lê Thị Bích Trà</w:t>
-            </w:r>
+              <w:t>Lê Thị Bích Tr</w:t>
+            </w:r>
+            <w:r>
+              <w:rPr>
+                <w:sz w:val="24"/>
+                <w:szCs w:val="24"/>
+              </w:rPr>
+              <w:t>a</w:t>
+            </w:r>
+            <w:bookmarkStart w:id="0" w:name="_GoBack"/>
+            <w:bookmarkEnd w:id="0"/>
           </w:p>
         </w:tc>
       </w:tr>
@@ -339,7 +348,7 @@
             <w:hyperlink r:id="rId7" w:history="1">
               <w:r>
                 <w:rPr>
-                  <w:rStyle w:val="Hyperlink"/>
+                  <w:rStyle w:val="Siuktni"/>
                 </w:rPr>
                 <w:t>fudn-traltb-su26/rbl-fer202-theotuan-team-fjms: fudn-traltb-su26-fer202-se20a07-rbl_fer202_theotuan-RBL_FER202 created by GitHub Classroom</w:t>
               </w:r>
@@ -449,8 +458,6 @@
             </w:tcMar>
           </w:tcPr>
           <w:p>
-            <w:bookmarkStart w:id="0" w:name="_GoBack"/>
-            <w:bookmarkEnd w:id="0"/>
             <w:r>
               <w:rPr>
                 <w:sz w:val="24"/>
@@ -469,7 +476,7 @@
     </w:p>
     <w:p>
       <w:pPr>
-        <w:pStyle w:val="Heading1"/>
+        <w:pStyle w:val="u1"/>
       </w:pPr>
       <w:r>
         <w:t>II. PHÂN CÔNG CÔNG VIỆC</w:t>
@@ -1252,7 +1259,7 @@
     </w:p>
     <w:p>
       <w:pPr>
-        <w:pStyle w:val="Heading1"/>
+        <w:pStyle w:val="u1"/>
       </w:pPr>
       <w:r>
         <w:t>III. NỘI DUNG ĐÃ THỰC HIỆN</w:t>
@@ -1260,7 +1267,7 @@
     </w:p>
     <w:p>
       <w:pPr>
-        <w:pStyle w:val="Heading2"/>
+        <w:pStyle w:val="u2"/>
       </w:pPr>
       <w:r>
         <w:t xml:space="preserve">Chủ đề tuần 02: Functional Component, JSX syntax, list rendering với </w:t>
@@ -1281,7 +1288,7 @@
     </w:p>
     <w:p>
       <w:pPr>
-        <w:pStyle w:val="Heading2"/>
+        <w:pStyle w:val="u2"/>
       </w:pPr>
       <w:r>
         <w:t>3.1. Danh sách công việc</w:t>
@@ -2265,7 +2272,7 @@
     </w:p>
     <w:p>
       <w:pPr>
-        <w:pStyle w:val="Heading2"/>
+        <w:pStyle w:val="u2"/>
       </w:pPr>
       <w:r>
         <w:lastRenderedPageBreak/>
@@ -2336,7 +2343,7 @@
     </w:p>
     <w:p>
       <w:pPr>
-        <w:pStyle w:val="Heading1"/>
+        <w:pStyle w:val="u1"/>
       </w:pPr>
       <w:r>
         <w:t>IV. KẾT QUẢ ĐẠT ĐƯỢC</w:t>
@@ -2344,7 +2351,7 @@
     </w:p>
     <w:p>
       <w:pPr>
-        <w:pStyle w:val="Heading2"/>
+        <w:pStyle w:val="u2"/>
       </w:pPr>
       <w:r>
         <w:t>4.1. Kết quả kỹ thuật đạt được</w:t>
@@ -2370,7 +2377,7 @@
     </w:p>
     <w:p>
       <w:pPr>
-        <w:pStyle w:val="ListParagraph"/>
+        <w:pStyle w:val="oancuaDanhsach"/>
         <w:numPr>
           <w:ilvl w:val="0"/>
           <w:numId w:val="2"/>
@@ -2389,7 +2396,7 @@
     </w:p>
     <w:p>
       <w:pPr>
-        <w:pStyle w:val="ListParagraph"/>
+        <w:pStyle w:val="oancuaDanhsach"/>
         <w:numPr>
           <w:ilvl w:val="0"/>
           <w:numId w:val="2"/>
@@ -2422,7 +2429,7 @@
     </w:p>
     <w:p>
       <w:pPr>
-        <w:pStyle w:val="ListParagraph"/>
+        <w:pStyle w:val="oancuaDanhsach"/>
         <w:numPr>
           <w:ilvl w:val="0"/>
           <w:numId w:val="2"/>
@@ -2443,7 +2450,7 @@
     </w:p>
     <w:p>
       <w:pPr>
-        <w:pStyle w:val="Heading2"/>
+        <w:pStyle w:val="u2"/>
       </w:pPr>
       <w:r>
         <w:t>4.2. Screenshot / Demo kết quả</w:t>
@@ -2523,6 +2530,7 @@
               <w:rPr>
                 <w:i/>
                 <w:iCs/>
+                <w:noProof/>
                 <w:color w:val="AAB7C4"/>
                 <w:sz w:val="22"/>
                 <w:szCs w:val="22"/>
@@ -2629,6 +2637,7 @@
               <w:rPr>
                 <w:i/>
                 <w:iCs/>
+                <w:noProof/>
                 <w:color w:val="AAB7C4"/>
                 <w:sz w:val="22"/>
                 <w:szCs w:val="22"/>
@@ -2715,7 +2724,7 @@
     </w:p>
     <w:p>
       <w:pPr>
-        <w:pStyle w:val="Heading1"/>
+        <w:pStyle w:val="u1"/>
       </w:pPr>
       <w:r>
         <w:t>V. CHECKLIST ĐẦU RA — TUẦN 02</w:t>
@@ -3512,7 +3521,7 @@
     </w:p>
     <w:p>
       <w:pPr>
-        <w:pStyle w:val="Heading1"/>
+        <w:pStyle w:val="u1"/>
       </w:pPr>
       <w:r>
         <w:t>VI. HẠN CHẾ &amp; LỖI GẶP PHẢI</w:t>
@@ -3520,7 +3529,7 @@
     </w:p>
     <w:p>
       <w:pPr>
-        <w:pStyle w:val="Heading2"/>
+        <w:pStyle w:val="u2"/>
       </w:pPr>
       <w:r>
         <w:t>6.1. Bảng lỗi kỹ thuật</w:t>
@@ -4043,7 +4052,6 @@
                 <w:sz w:val="24"/>
                 <w:szCs w:val="24"/>
               </w:rPr>
-              <w:lastRenderedPageBreak/>
               <w:t>3</w:t>
             </w:r>
           </w:p>
@@ -4162,7 +4170,7 @@
     </w:p>
     <w:p>
       <w:pPr>
-        <w:pStyle w:val="Heading2"/>
+        <w:pStyle w:val="u2"/>
       </w:pPr>
       <w:r>
         <w:t>6.2. Hạn chế về kiến thức &amp; chất lượng</w:t>
@@ -4170,7 +4178,7 @@
     </w:p>
     <w:p>
       <w:pPr>
-        <w:pStyle w:val="ListParagraph"/>
+        <w:pStyle w:val="oancuaDanhsach"/>
         <w:spacing w:before="40" w:after="40"/>
         <w:ind w:left="720"/>
       </w:pPr>
@@ -4230,7 +4238,7 @@
 </file>
 
 <file path=word/endnotes.xml><?xml version="1.0" encoding="utf-8"?>
-<w:endnotes xmlns:wpc="http://schemas.microsoft.com/office/word/2010/wordprocessingCanvas" xmlns:cx="http://schemas.microsoft.com/office/drawing/2014/chartex" xmlns:mc="http://schemas.openxmlformats.org/markup-compatibility/2006" xmlns:o="urn:schemas-microsoft-com:office:office" xmlns:r="http://schemas.openxmlformats.org/officeDocument/2006/relationships" xmlns:m="http://schemas.openxmlformats.org/officeDocument/2006/math" xmlns:v="urn:schemas-microsoft-com:vml" xmlns:wp14="http://schemas.microsoft.com/office/word/2010/wordprocessingDrawing" xmlns:wp="http://schemas.openxmlformats.org/drawingml/2006/wordprocessingDrawing" xmlns:w10="urn:schemas-microsoft-com:office:word" xmlns:w="http://schemas.openxmlformats.org/wordprocessingml/2006/main" xmlns:w14="http://schemas.microsoft.com/office/word/2010/wordml" xmlns:w15="http://schemas.microsoft.com/office/word/2012/wordml" xmlns:w16se="http://schemas.microsoft.com/office/word/2015/wordml/symex" xmlns:wpg="http://schemas.microsoft.com/office/word/2010/wordprocessingGroup" xmlns:wpi="http://schemas.microsoft.com/office/word/2010/wordprocessingInk" xmlns:wne="http://schemas.microsoft.com/office/word/2006/wordml" xmlns:wps="http://schemas.microsoft.com/office/word/2010/wordprocessingShape" mc:Ignorable="w14 w15 w16se wp14">
+<w:endnotes xmlns:wpc="http://schemas.microsoft.com/office/word/2010/wordprocessingCanvas" xmlns:cx="http://schemas.microsoft.com/office/drawing/2014/chartex" xmlns:cx1="http://schemas.microsoft.com/office/drawing/2015/9/8/chartex" xmlns:cx2="http://schemas.microsoft.com/office/drawing/2015/10/21/chartex" xmlns:cx3="http://schemas.microsoft.com/office/drawing/2016/5/9/chartex" xmlns:cx4="http://schemas.microsoft.com/office/drawing/2016/5/10/chartex" xmlns:cx5="http://schemas.microsoft.com/office/drawing/2016/5/11/chartex" xmlns:cx6="http://schemas.microsoft.com/office/drawing/2016/5/12/chartex" xmlns:cx7="http://schemas.microsoft.com/office/drawing/2016/5/13/chartex" xmlns:cx8="http://schemas.microsoft.com/office/drawing/2016/5/14/chartex" xmlns:mc="http://schemas.openxmlformats.org/markup-compatibility/2006" xmlns:aink="http://schemas.microsoft.com/office/drawing/2016/ink" xmlns:am3d="http://schemas.microsoft.com/office/drawing/2017/model3d" xmlns:o="urn:schemas-microsoft-com:office:office" xmlns:r="http://schemas.openxmlformats.org/officeDocument/2006/relationships" xmlns:m="http://schemas.openxmlformats.org/officeDocument/2006/math" xmlns:v="urn:schemas-microsoft-com:vml" xmlns:wp14="http://schemas.microsoft.com/office/word/2010/wordprocessingDrawing" xmlns:wp="http://schemas.openxmlformats.org/drawingml/2006/wordprocessingDrawing" xmlns:w10="urn:schemas-microsoft-com:office:word" xmlns:w="http://schemas.openxmlformats.org/wordprocessingml/2006/main" xmlns:w14="http://schemas.microsoft.com/office/word/2010/wordml" xmlns:w15="http://schemas.microsoft.com/office/word/2012/wordml" xmlns:w16cid="http://schemas.microsoft.com/office/word/2016/wordml/cid" xmlns:w16se="http://schemas.microsoft.com/office/word/2015/wordml/symex" xmlns:wpg="http://schemas.microsoft.com/office/word/2010/wordprocessingGroup" xmlns:wpi="http://schemas.microsoft.com/office/word/2010/wordprocessingInk" xmlns:wne="http://schemas.microsoft.com/office/word/2006/wordml" xmlns:wps="http://schemas.microsoft.com/office/word/2010/wordprocessingShape" mc:Ignorable="w14 w15 w16se w16cid wp14">
   <w:endnote w:type="separator" w:id="-1">
     <w:p>
       <w:r>
@@ -4249,7 +4257,7 @@
 </file>
 
 <file path=word/footer1.xml><?xml version="1.0" encoding="utf-8"?>
-<w:ftr xmlns:wpc="http://schemas.microsoft.com/office/word/2010/wordprocessingCanvas" xmlns:cx="http://schemas.microsoft.com/office/drawing/2014/chartex" xmlns:mc="http://schemas.openxmlformats.org/markup-compatibility/2006" xmlns:o="urn:schemas-microsoft-com:office:office" xmlns:r="http://schemas.openxmlformats.org/officeDocument/2006/relationships" xmlns:m="http://schemas.openxmlformats.org/officeDocument/2006/math" xmlns:v="urn:schemas-microsoft-com:vml" xmlns:wp14="http://schemas.microsoft.com/office/word/2010/wordprocessingDrawing" xmlns:wp="http://schemas.openxmlformats.org/drawingml/2006/wordprocessingDrawing" xmlns:w10="urn:schemas-microsoft-com:office:word" xmlns:w="http://schemas.openxmlformats.org/wordprocessingml/2006/main" xmlns:w14="http://schemas.microsoft.com/office/word/2010/wordml" xmlns:w15="http://schemas.microsoft.com/office/word/2012/wordml" xmlns:w16se="http://schemas.microsoft.com/office/word/2015/wordml/symex" xmlns:wpg="http://schemas.microsoft.com/office/word/2010/wordprocessingGroup" xmlns:wpi="http://schemas.microsoft.com/office/word/2010/wordprocessingInk" xmlns:wne="http://schemas.microsoft.com/office/word/2006/wordml" xmlns:wps="http://schemas.microsoft.com/office/word/2010/wordprocessingShape" mc:Ignorable="w14 w15 w16se wp14">
+<w:ftr xmlns:wpc="http://schemas.microsoft.com/office/word/2010/wordprocessingCanvas" xmlns:cx="http://schemas.microsoft.com/office/drawing/2014/chartex" xmlns:cx1="http://schemas.microsoft.com/office/drawing/2015/9/8/chartex" xmlns:cx2="http://schemas.microsoft.com/office/drawing/2015/10/21/chartex" xmlns:cx3="http://schemas.microsoft.com/office/drawing/2016/5/9/chartex" xmlns:cx4="http://schemas.microsoft.com/office/drawing/2016/5/10/chartex" xmlns:cx5="http://schemas.microsoft.com/office/drawing/2016/5/11/chartex" xmlns:cx6="http://schemas.microsoft.com/office/drawing/2016/5/12/chartex" xmlns:cx7="http://schemas.microsoft.com/office/drawing/2016/5/13/chartex" xmlns:cx8="http://schemas.microsoft.com/office/drawing/2016/5/14/chartex" xmlns:mc="http://schemas.openxmlformats.org/markup-compatibility/2006" xmlns:aink="http://schemas.microsoft.com/office/drawing/2016/ink" xmlns:am3d="http://schemas.microsoft.com/office/drawing/2017/model3d" xmlns:o="urn:schemas-microsoft-com:office:office" xmlns:r="http://schemas.openxmlformats.org/officeDocument/2006/relationships" xmlns:m="http://schemas.openxmlformats.org/officeDocument/2006/math" xmlns:v="urn:schemas-microsoft-com:vml" xmlns:wp14="http://schemas.microsoft.com/office/word/2010/wordprocessingDrawing" xmlns:wp="http://schemas.openxmlformats.org/drawingml/2006/wordprocessingDrawing" xmlns:w10="urn:schemas-microsoft-com:office:word" xmlns:w="http://schemas.openxmlformats.org/wordprocessingml/2006/main" xmlns:w14="http://schemas.microsoft.com/office/word/2010/wordml" xmlns:w15="http://schemas.microsoft.com/office/word/2012/wordml" xmlns:w16cid="http://schemas.microsoft.com/office/word/2016/wordml/cid" xmlns:w16se="http://schemas.microsoft.com/office/word/2015/wordml/symex" xmlns:wpg="http://schemas.microsoft.com/office/word/2010/wordprocessingGroup" xmlns:wpi="http://schemas.microsoft.com/office/word/2010/wordprocessingInk" xmlns:wne="http://schemas.microsoft.com/office/word/2006/wordml" xmlns:wps="http://schemas.microsoft.com/office/word/2010/wordprocessingShape" mc:Ignorable="w14 w15 w16se w16cid wp14">
   <w:p>
     <w:pPr>
       <w:jc w:val="center"/>
@@ -4357,7 +4365,7 @@
 </file>
 
 <file path=word/footnotes.xml><?xml version="1.0" encoding="utf-8"?>
-<w:footnotes xmlns:wpc="http://schemas.microsoft.com/office/word/2010/wordprocessingCanvas" xmlns:cx="http://schemas.microsoft.com/office/drawing/2014/chartex" xmlns:mc="http://schemas.openxmlformats.org/markup-compatibility/2006" xmlns:o="urn:schemas-microsoft-com:office:office" xmlns:r="http://schemas.openxmlformats.org/officeDocument/2006/relationships" xmlns:m="http://schemas.openxmlformats.org/officeDocument/2006/math" xmlns:v="urn:schemas-microsoft-com:vml" xmlns:wp14="http://schemas.microsoft.com/office/word/2010/wordprocessingDrawing" xmlns:wp="http://schemas.openxmlformats.org/drawingml/2006/wordprocessingDrawing" xmlns:w10="urn:schemas-microsoft-com:office:word" xmlns:w="http://schemas.openxmlformats.org/wordprocessingml/2006/main" xmlns:w14="http://schemas.microsoft.com/office/word/2010/wordml" xmlns:w15="http://schemas.microsoft.com/office/word/2012/wordml" xmlns:w16se="http://schemas.microsoft.com/office/word/2015/wordml/symex" xmlns:wpg="http://schemas.microsoft.com/office/word/2010/wordprocessingGroup" xmlns:wpi="http://schemas.microsoft.com/office/word/2010/wordprocessingInk" xmlns:wne="http://schemas.microsoft.com/office/word/2006/wordml" xmlns:wps="http://schemas.microsoft.com/office/word/2010/wordprocessingShape" mc:Ignorable="w14 w15 w16se wp14">
+<w:footnotes xmlns:wpc="http://schemas.microsoft.com/office/word/2010/wordprocessingCanvas" xmlns:cx="http://schemas.microsoft.com/office/drawing/2014/chartex" xmlns:cx1="http://schemas.microsoft.com/office/drawing/2015/9/8/chartex" xmlns:cx2="http://schemas.microsoft.com/office/drawing/2015/10/21/chartex" xmlns:cx3="http://schemas.microsoft.com/office/drawing/2016/5/9/chartex" xmlns:cx4="http://schemas.microsoft.com/office/drawing/2016/5/10/chartex" xmlns:cx5="http://schemas.microsoft.com/office/drawing/2016/5/11/chartex" xmlns:cx6="http://schemas.microsoft.com/office/drawing/2016/5/12/chartex" xmlns:cx7="http://schemas.microsoft.com/office/drawing/2016/5/13/chartex" xmlns:cx8="http://schemas.microsoft.com/office/drawing/2016/5/14/chartex" xmlns:mc="http://schemas.openxmlformats.org/markup-compatibility/2006" xmlns:aink="http://schemas.microsoft.com/office/drawing/2016/ink" xmlns:am3d="http://schemas.microsoft.com/office/drawing/2017/model3d" xmlns:o="urn:schemas-microsoft-com:office:office" xmlns:r="http://schemas.openxmlformats.org/officeDocument/2006/relationships" xmlns:m="http://schemas.openxmlformats.org/officeDocument/2006/math" xmlns:v="urn:schemas-microsoft-com:vml" xmlns:wp14="http://schemas.microsoft.com/office/word/2010/wordprocessingDrawing" xmlns:wp="http://schemas.openxmlformats.org/drawingml/2006/wordprocessingDrawing" xmlns:w10="urn:schemas-microsoft-com:office:word" xmlns:w="http://schemas.openxmlformats.org/wordprocessingml/2006/main" xmlns:w14="http://schemas.microsoft.com/office/word/2010/wordml" xmlns:w15="http://schemas.microsoft.com/office/word/2012/wordml" xmlns:w16cid="http://schemas.microsoft.com/office/word/2016/wordml/cid" xmlns:w16se="http://schemas.microsoft.com/office/word/2015/wordml/symex" xmlns:wpg="http://schemas.microsoft.com/office/word/2010/wordprocessingGroup" xmlns:wpi="http://schemas.microsoft.com/office/word/2010/wordprocessingInk" xmlns:wne="http://schemas.microsoft.com/office/word/2006/wordml" xmlns:wps="http://schemas.microsoft.com/office/word/2010/wordprocessingShape" mc:Ignorable="w14 w15 w16se w16cid wp14">
   <w:footnote w:type="separator" w:id="-1">
     <w:p>
       <w:r>
@@ -4376,7 +4384,7 @@
 </file>
 
 <file path=word/header1.xml><?xml version="1.0" encoding="utf-8"?>
-<w:hdr xmlns:wpc="http://schemas.microsoft.com/office/word/2010/wordprocessingCanvas" xmlns:cx="http://schemas.microsoft.com/office/drawing/2014/chartex" xmlns:mc="http://schemas.openxmlformats.org/markup-compatibility/2006" xmlns:o="urn:schemas-microsoft-com:office:office" xmlns:r="http://schemas.openxmlformats.org/officeDocument/2006/relationships" xmlns:m="http://schemas.openxmlformats.org/officeDocument/2006/math" xmlns:v="urn:schemas-microsoft-com:vml" xmlns:wp14="http://schemas.microsoft.com/office/word/2010/wordprocessingDrawing" xmlns:wp="http://schemas.openxmlformats.org/drawingml/2006/wordprocessingDrawing" xmlns:w10="urn:schemas-microsoft-com:office:word" xmlns:w="http://schemas.openxmlformats.org/wordprocessingml/2006/main" xmlns:w14="http://schemas.microsoft.com/office/word/2010/wordml" xmlns:w15="http://schemas.microsoft.com/office/word/2012/wordml" xmlns:w16se="http://schemas.microsoft.com/office/word/2015/wordml/symex" xmlns:wpg="http://schemas.microsoft.com/office/word/2010/wordprocessingGroup" xmlns:wpi="http://schemas.microsoft.com/office/word/2010/wordprocessingInk" xmlns:wne="http://schemas.microsoft.com/office/word/2006/wordml" xmlns:wps="http://schemas.microsoft.com/office/word/2010/wordprocessingShape" mc:Ignorable="w14 w15 w16se wp14">
+<w:hdr xmlns:wpc="http://schemas.microsoft.com/office/word/2010/wordprocessingCanvas" xmlns:cx="http://schemas.microsoft.com/office/drawing/2014/chartex" xmlns:cx1="http://schemas.microsoft.com/office/drawing/2015/9/8/chartex" xmlns:cx2="http://schemas.microsoft.com/office/drawing/2015/10/21/chartex" xmlns:cx3="http://schemas.microsoft.com/office/drawing/2016/5/9/chartex" xmlns:cx4="http://schemas.microsoft.com/office/drawing/2016/5/10/chartex" xmlns:cx5="http://schemas.microsoft.com/office/drawing/2016/5/11/chartex" xmlns:cx6="http://schemas.microsoft.com/office/drawing/2016/5/12/chartex" xmlns:cx7="http://schemas.microsoft.com/office/drawing/2016/5/13/chartex" xmlns:cx8="http://schemas.microsoft.com/office/drawing/2016/5/14/chartex" xmlns:mc="http://schemas.openxmlformats.org/markup-compatibility/2006" xmlns:aink="http://schemas.microsoft.com/office/drawing/2016/ink" xmlns:am3d="http://schemas.microsoft.com/office/drawing/2017/model3d" xmlns:o="urn:schemas-microsoft-com:office:office" xmlns:r="http://schemas.openxmlformats.org/officeDocument/2006/relationships" xmlns:m="http://schemas.openxmlformats.org/officeDocument/2006/math" xmlns:v="urn:schemas-microsoft-com:vml" xmlns:wp14="http://schemas.microsoft.com/office/word/2010/wordprocessingDrawing" xmlns:wp="http://schemas.openxmlformats.org/drawingml/2006/wordprocessingDrawing" xmlns:w10="urn:schemas-microsoft-com:office:word" xmlns:w="http://schemas.openxmlformats.org/wordprocessingml/2006/main" xmlns:w14="http://schemas.microsoft.com/office/word/2010/wordml" xmlns:w15="http://schemas.microsoft.com/office/word/2012/wordml" xmlns:w16cid="http://schemas.microsoft.com/office/word/2016/wordml/cid" xmlns:w16se="http://schemas.microsoft.com/office/word/2015/wordml/symex" xmlns:wpg="http://schemas.microsoft.com/office/word/2010/wordprocessingGroup" xmlns:wpi="http://schemas.microsoft.com/office/word/2010/wordprocessingInk" xmlns:wne="http://schemas.microsoft.com/office/word/2006/wordml" xmlns:wps="http://schemas.microsoft.com/office/word/2010/wordprocessingShape" mc:Ignorable="w14 w15 w16se w16cid wp14">
   <w:p>
     <w:pPr>
       <w:pBdr>
@@ -4398,7 +4406,7 @@
 </file>
 
 <file path=word/numbering.xml><?xml version="1.0" encoding="utf-8"?>
-<w:numbering xmlns:wpc="http://schemas.microsoft.com/office/word/2010/wordprocessingCanvas" xmlns:cx="http://schemas.microsoft.com/office/drawing/2014/chartex" xmlns:mc="http://schemas.openxmlformats.org/markup-compatibility/2006" xmlns:o="urn:schemas-microsoft-com:office:office" xmlns:r="http://schemas.openxmlformats.org/officeDocument/2006/relationships" xmlns:m="http://schemas.openxmlformats.org/officeDocument/2006/math" xmlns:v="urn:schemas-microsoft-com:vml" xmlns:wp14="http://schemas.microsoft.com/office/word/2010/wordprocessingDrawing" xmlns:wp="http://schemas.openxmlformats.org/drawingml/2006/wordprocessingDrawing" xmlns:w10="urn:schemas-microsoft-com:office:word" xmlns:w="http://schemas.openxmlformats.org/wordprocessingml/2006/main" xmlns:w14="http://schemas.microsoft.com/office/word/2010/wordml" xmlns:w15="http://schemas.microsoft.com/office/word/2012/wordml" xmlns:w16se="http://schemas.microsoft.com/office/word/2015/wordml/symex" xmlns:wpg="http://schemas.microsoft.com/office/word/2010/wordprocessingGroup" xmlns:wpi="http://schemas.microsoft.com/office/word/2010/wordprocessingInk" xmlns:wne="http://schemas.microsoft.com/office/word/2006/wordml" xmlns:wps="http://schemas.microsoft.com/office/word/2010/wordprocessingShape" mc:Ignorable="w14 w15 w16se wp14">
+<w:numbering xmlns:wpc="http://schemas.microsoft.com/office/word/2010/wordprocessingCanvas" xmlns:cx="http://schemas.microsoft.com/office/drawing/2014/chartex" xmlns:cx1="http://schemas.microsoft.com/office/drawing/2015/9/8/chartex" xmlns:cx2="http://schemas.microsoft.com/office/drawing/2015/10/21/chartex" xmlns:cx3="http://schemas.microsoft.com/office/drawing/2016/5/9/chartex" xmlns:cx4="http://schemas.microsoft.com/office/drawing/2016/5/10/chartex" xmlns:cx5="http://schemas.microsoft.com/office/drawing/2016/5/11/chartex" xmlns:cx6="http://schemas.microsoft.com/office/drawing/2016/5/12/chartex" xmlns:cx7="http://schemas.microsoft.com/office/drawing/2016/5/13/chartex" xmlns:cx8="http://schemas.microsoft.com/office/drawing/2016/5/14/chartex" xmlns:mc="http://schemas.openxmlformats.org/markup-compatibility/2006" xmlns:aink="http://schemas.microsoft.com/office/drawing/2016/ink" xmlns:am3d="http://schemas.microsoft.com/office/drawing/2017/model3d" xmlns:o="urn:schemas-microsoft-com:office:office" xmlns:r="http://schemas.openxmlformats.org/officeDocument/2006/relationships" xmlns:m="http://schemas.openxmlformats.org/officeDocument/2006/math" xmlns:v="urn:schemas-microsoft-com:vml" xmlns:wp14="http://schemas.microsoft.com/office/word/2010/wordprocessingDrawing" xmlns:wp="http://schemas.openxmlformats.org/drawingml/2006/wordprocessingDrawing" xmlns:w10="urn:schemas-microsoft-com:office:word" xmlns:w="http://schemas.openxmlformats.org/wordprocessingml/2006/main" xmlns:w14="http://schemas.microsoft.com/office/word/2010/wordml" xmlns:w15="http://schemas.microsoft.com/office/word/2012/wordml" xmlns:w16cid="http://schemas.microsoft.com/office/word/2016/wordml/cid" xmlns:w16se="http://schemas.microsoft.com/office/word/2015/wordml/symex" xmlns:wpg="http://schemas.microsoft.com/office/word/2010/wordprocessingGroup" xmlns:wpi="http://schemas.microsoft.com/office/word/2010/wordprocessingInk" xmlns:wne="http://schemas.microsoft.com/office/word/2006/wordml" xmlns:wps="http://schemas.microsoft.com/office/word/2010/wordprocessingShape" mc:Ignorable="w14 w15 w16se w16cid wp14">
   <w:abstractNum w:abstractNumId="0" w15:restartNumberingAfterBreak="0">
     <w:nsid w:val="43C8046E"/>
     <w:multiLevelType w:val="hybridMultilevel"/>
@@ -4615,7 +4623,7 @@
 </file>
 
 <file path=word/styles.xml><?xml version="1.0" encoding="utf-8"?>
-<w:styles xmlns:mc="http://schemas.openxmlformats.org/markup-compatibility/2006" xmlns:r="http://schemas.openxmlformats.org/officeDocument/2006/relationships" xmlns:w="http://schemas.openxmlformats.org/wordprocessingml/2006/main" xmlns:w14="http://schemas.microsoft.com/office/word/2010/wordml" xmlns:w15="http://schemas.microsoft.com/office/word/2012/wordml" xmlns:w16se="http://schemas.microsoft.com/office/word/2015/wordml/symex" mc:Ignorable="w14 w15 w16se">
+<w:styles xmlns:mc="http://schemas.openxmlformats.org/markup-compatibility/2006" xmlns:r="http://schemas.openxmlformats.org/officeDocument/2006/relationships" xmlns:w="http://schemas.openxmlformats.org/wordprocessingml/2006/main" xmlns:w14="http://schemas.microsoft.com/office/word/2010/wordml" xmlns:w15="http://schemas.microsoft.com/office/word/2012/wordml" xmlns:w16cid="http://schemas.microsoft.com/office/word/2016/wordml/cid" xmlns:w16se="http://schemas.microsoft.com/office/word/2015/wordml/symex" mc:Ignorable="w14 w15 w16se w16cid">
   <w:docDefaults>
     <w:rPrDefault>
       <w:rPr>
@@ -4627,7 +4635,7 @@
     </w:rPrDefault>
     <w:pPrDefault/>
   </w:docDefaults>
-  <w:latentStyles w:defLockedState="0" w:defUIPriority="99" w:defSemiHidden="0" w:defUnhideWhenUsed="0" w:defQFormat="0" w:count="371">
+  <w:latentStyles w:defLockedState="0" w:defUIPriority="99" w:defSemiHidden="0" w:defUnhideWhenUsed="0" w:defQFormat="0" w:count="375">
     <w:lsdException w:name="Normal" w:uiPriority="0" w:qFormat="1"/>
     <w:lsdException w:name="heading 1" w:uiPriority="9" w:qFormat="1"/>
     <w:lsdException w:name="heading 2" w:semiHidden="1" w:uiPriority="9" w:unhideWhenUsed="1" w:qFormat="1"/>
@@ -4733,7 +4741,6 @@
     <w:lsdException w:name="HTML Sample" w:semiHidden="1" w:unhideWhenUsed="1"/>
     <w:lsdException w:name="HTML Typewriter" w:semiHidden="1" w:unhideWhenUsed="1"/>
     <w:lsdException w:name="HTML Variable" w:semiHidden="1" w:unhideWhenUsed="1"/>
-    <w:lsdException w:name="Normal Table" w:semiHidden="1" w:unhideWhenUsed="1"/>
     <w:lsdException w:name="annotation subject" w:semiHidden="1" w:unhideWhenUsed="1"/>
     <w:lsdException w:name="No List" w:semiHidden="1" w:unhideWhenUsed="1"/>
     <w:lsdException w:name="Outline List 1" w:semiHidden="1" w:unhideWhenUsed="1"/>
@@ -4777,10 +4784,8 @@
     <w:lsdException w:name="Table Elegant" w:semiHidden="1" w:unhideWhenUsed="1"/>
     <w:lsdException w:name="Table Professional" w:semiHidden="1" w:unhideWhenUsed="1"/>
     <w:lsdException w:name="Table Subtle 1" w:semiHidden="1" w:unhideWhenUsed="1"/>
-    <w:lsdException w:name="Table Subtle 2" w:semiHidden="1" w:unhideWhenUsed="1"/>
     <w:lsdException w:name="Table Web 1" w:semiHidden="1" w:unhideWhenUsed="1"/>
     <w:lsdException w:name="Table Web 2" w:semiHidden="1" w:unhideWhenUsed="1"/>
-    <w:lsdException w:name="Table Web 3" w:semiHidden="1" w:unhideWhenUsed="1"/>
     <w:lsdException w:name="Balloon Text" w:semiHidden="1" w:unhideWhenUsed="1"/>
     <w:lsdException w:name="Table Grid" w:uiPriority="39"/>
     <w:lsdException w:name="Table Theme" w:semiHidden="1" w:unhideWhenUsed="1"/>
@@ -4999,12 +5004,16 @@
     <w:lsdException w:name="List Table 5 Dark Accent 6" w:uiPriority="50"/>
     <w:lsdException w:name="List Table 6 Colorful Accent 6" w:uiPriority="51"/>
     <w:lsdException w:name="List Table 7 Colorful Accent 6" w:uiPriority="52"/>
+    <w:lsdException w:name="Mention" w:semiHidden="1" w:unhideWhenUsed="1"/>
+    <w:lsdException w:name="Smart Hyperlink" w:semiHidden="1" w:unhideWhenUsed="1"/>
+    <w:lsdException w:name="Hashtag" w:semiHidden="1" w:unhideWhenUsed="1"/>
+    <w:lsdException w:name="Unresolved Mention" w:semiHidden="1" w:unhideWhenUsed="1"/>
   </w:latentStyles>
-  <w:style w:type="paragraph" w:default="1" w:styleId="Normal">
+  <w:style w:type="paragraph" w:default="1" w:styleId="Binhthng">
     <w:name w:val="Normal"/>
     <w:qFormat/>
   </w:style>
-  <w:style w:type="paragraph" w:styleId="Heading1">
+  <w:style w:type="paragraph" w:styleId="u1">
     <w:name w:val="heading 1"/>
     <w:qFormat/>
     <w:pPr>
@@ -5019,7 +5028,7 @@
       <w:szCs w:val="28"/>
     </w:rPr>
   </w:style>
-  <w:style w:type="paragraph" w:styleId="Heading2">
+  <w:style w:type="paragraph" w:styleId="u2">
     <w:name w:val="heading 2"/>
     <w:qFormat/>
     <w:pPr>
@@ -5032,7 +5041,7 @@
       <w:color w:val="2E86C1"/>
     </w:rPr>
   </w:style>
-  <w:style w:type="paragraph" w:styleId="Heading3">
+  <w:style w:type="paragraph" w:styleId="u3">
     <w:name w:val="heading 3"/>
     <w:qFormat/>
     <w:pPr>
@@ -5044,7 +5053,7 @@
       <w:szCs w:val="24"/>
     </w:rPr>
   </w:style>
-  <w:style w:type="paragraph" w:styleId="Heading4">
+  <w:style w:type="paragraph" w:styleId="u4">
     <w:name w:val="heading 4"/>
     <w:qFormat/>
     <w:pPr>
@@ -5056,7 +5065,7 @@
       <w:color w:val="2E74B5"/>
     </w:rPr>
   </w:style>
-  <w:style w:type="paragraph" w:styleId="Heading5">
+  <w:style w:type="paragraph" w:styleId="u5">
     <w:name w:val="heading 5"/>
     <w:qFormat/>
     <w:pPr>
@@ -5066,7 +5075,7 @@
       <w:color w:val="2E74B5"/>
     </w:rPr>
   </w:style>
-  <w:style w:type="paragraph" w:styleId="Heading6">
+  <w:style w:type="paragraph" w:styleId="u6">
     <w:name w:val="heading 6"/>
     <w:qFormat/>
     <w:pPr>
@@ -5076,13 +5085,13 @@
       <w:color w:val="1F4D78"/>
     </w:rPr>
   </w:style>
-  <w:style w:type="character" w:default="1" w:styleId="DefaultParagraphFont">
+  <w:style w:type="character" w:default="1" w:styleId="Phngmcinhcuaoanvn">
     <w:name w:val="Default Paragraph Font"/>
     <w:uiPriority w:val="1"/>
     <w:semiHidden/>
     <w:unhideWhenUsed/>
   </w:style>
-  <w:style w:type="table" w:default="1" w:styleId="TableNormal">
+  <w:style w:type="table" w:default="1" w:styleId="BangThngthng">
     <w:name w:val="Normal Table"/>
     <w:uiPriority w:val="99"/>
     <w:semiHidden/>
@@ -5097,13 +5106,13 @@
       </w:tblCellMar>
     </w:tblPr>
   </w:style>
-  <w:style w:type="numbering" w:default="1" w:styleId="NoList">
+  <w:style w:type="numbering" w:default="1" w:styleId="Khngco">
     <w:name w:val="No List"/>
     <w:uiPriority w:val="99"/>
     <w:semiHidden/>
     <w:unhideWhenUsed/>
   </w:style>
-  <w:style w:type="paragraph" w:styleId="Title">
+  <w:style w:type="paragraph" w:styleId="Tiu">
     <w:name w:val="Title"/>
     <w:qFormat/>
     <w:rPr>
@@ -5119,11 +5128,11 @@
       <w:bCs/>
     </w:rPr>
   </w:style>
-  <w:style w:type="paragraph" w:styleId="ListParagraph">
+  <w:style w:type="paragraph" w:styleId="oancuaDanhsach">
     <w:name w:val="List Paragraph"/>
     <w:qFormat/>
   </w:style>
-  <w:style w:type="character" w:styleId="Hyperlink">
+  <w:style w:type="character" w:styleId="Siuktni">
     <w:name w:val="Hyperlink"/>
     <w:uiPriority w:val="99"/>
     <w:unhideWhenUsed/>
@@ -5132,7 +5141,7 @@
       <w:u w:val="single"/>
     </w:rPr>
   </w:style>
-  <w:style w:type="character" w:styleId="FootnoteReference">
+  <w:style w:type="character" w:styleId="ThamchiuCcchu">
     <w:name w:val="footnote reference"/>
     <w:uiPriority w:val="99"/>
     <w:semiHidden/>
@@ -5141,9 +5150,9 @@
       <w:vertAlign w:val="superscript"/>
     </w:rPr>
   </w:style>
-  <w:style w:type="paragraph" w:styleId="FootnoteText">
+  <w:style w:type="paragraph" w:styleId="VnbanCcchu">
     <w:name w:val="footnote text"/>
-    <w:link w:val="FootnoteTextChar"/>
+    <w:link w:val="VnbanCcchuChar"/>
     <w:uiPriority w:val="99"/>
     <w:semiHidden/>
     <w:unhideWhenUsed/>
@@ -5152,9 +5161,9 @@
       <w:szCs w:val="20"/>
     </w:rPr>
   </w:style>
-  <w:style w:type="character" w:customStyle="1" w:styleId="FootnoteTextChar">
-    <w:name w:val="Footnote Text Char"/>
-    <w:link w:val="FootnoteText"/>
+  <w:style w:type="character" w:customStyle="1" w:styleId="VnbanCcchuChar">
+    <w:name w:val="Văn bản Cước chú Char"/>
+    <w:link w:val="VnbanCcchu"/>
     <w:uiPriority w:val="99"/>
     <w:semiHidden/>
     <w:unhideWhenUsed/>
@@ -5163,7 +5172,7 @@
       <w:szCs w:val="20"/>
     </w:rPr>
   </w:style>
-  <w:style w:type="character" w:styleId="EndnoteReference">
+  <w:style w:type="character" w:styleId="ThamchiuChuthichcui">
     <w:name w:val="endnote reference"/>
     <w:uiPriority w:val="99"/>
     <w:semiHidden/>
@@ -5172,9 +5181,9 @@
       <w:vertAlign w:val="superscript"/>
     </w:rPr>
   </w:style>
-  <w:style w:type="paragraph" w:styleId="EndnoteText">
+  <w:style w:type="paragraph" w:styleId="VnbanChuthichcui">
     <w:name w:val="endnote text"/>
-    <w:link w:val="EndnoteTextChar"/>
+    <w:link w:val="VnbanChuthichcuiChar"/>
     <w:uiPriority w:val="99"/>
     <w:semiHidden/>
     <w:unhideWhenUsed/>
@@ -5183,9 +5192,9 @@
       <w:szCs w:val="20"/>
     </w:rPr>
   </w:style>
-  <w:style w:type="character" w:customStyle="1" w:styleId="EndnoteTextChar">
-    <w:name w:val="Endnote Text Char"/>
-    <w:link w:val="EndnoteText"/>
+  <w:style w:type="character" w:customStyle="1" w:styleId="VnbanChuthichcuiChar">
+    <w:name w:val="Văn bản Chú thích cuối Char"/>
+    <w:link w:val="VnbanChuthichcui"/>
     <w:uiPriority w:val="99"/>
     <w:semiHidden/>
     <w:unhideWhenUsed/>
@@ -5194,9 +5203,9 @@
       <w:szCs w:val="20"/>
     </w:rPr>
   </w:style>
-  <w:style w:type="character" w:styleId="HTMLCode">
+  <w:style w:type="character" w:styleId="MaHTML">
     <w:name w:val="HTML Code"/>
-    <w:basedOn w:val="DefaultParagraphFont"/>
+    <w:basedOn w:val="Phngmcinhcuaoanvn"/>
     <w:uiPriority w:val="99"/>
     <w:semiHidden/>
     <w:unhideWhenUsed/>
@@ -5209,7 +5218,7 @@
   </w:style>
   <w:style w:type="character" w:customStyle="1" w:styleId="x3jgonx">
     <w:name w:val="x3jgonx"/>
-    <w:basedOn w:val="DefaultParagraphFont"/>
+    <w:basedOn w:val="Phngmcinhcuaoanvn"/>
     <w:rsid w:val="005564EE"/>
   </w:style>
 </w:styles>
